--- a/data/revised_2026-10_full/tracked/v2/Chemistry/SS3.1_Acids_and_Bases/Chemistry_Acids_and_Bases_SummaryTable_TRACKED.docx
+++ b/data/revised_2026-10_full/tracked/v2/Chemistry/SS3.1_Acids_and_Bases/Chemistry_Acids_and_Bases_SummaryTable_TRACKED.docx
@@ -890,7 +890,7 @@
               </w:rPr>
               <w:t xml:space="preserve">We tested lemon juice, vinegar, water, baking soda solution and soap solution with red cabbage extract and universal indicator. Red cabbage: lemon juice red/pink, vinegar pink-red, water purple, baking soda blue</w:t>
             </w:r>
-            <w:del w:id="9001" w:author="Claude (AI) - proposed" w:date="2026-10-15T03:01:23Z">
+            <w:del w:id="9001" w:author="Claude (AI) - proposed" w:date="2026-10-18T00:27:03Z">
               <w:r>
                 <w:rPr>
                   <w:rFonts w:ascii="Arial" w:cs="Arial" w:eastAsia="Arial" w:hAnsi="Arial"/>
@@ -905,7 +905,7 @@
                 <w:delText xml:space="preserve">-green, soap green-yellow</w:delText>
               </w:r>
             </w:del>
-            <w:ins w:id="9002" w:author="Claude (AI) - proposed" w:date="2026-10-15T03:01:23Z">
+            <w:ins w:id="9002" w:author="Claude (AI) - proposed" w:date="2026-10-18T00:27:03Z">
               <w:r>
                 <w:rPr>
                   <w:rFonts w:ascii="Arial" w:cs="Arial" w:eastAsia="Arial" w:hAnsi="Arial"/>
@@ -999,7 +999,7 @@
               </w:rPr>
               <w:t xml:space="preserve">Lemon juice (pH 2.0) and vinegar (pH 2.8) are acids; baking soda (pH 8.3) and soap (pH 10.0) are bases; water (pH 7.0) is neutral. Lemon juice is more acidic than vinegar, and soap is more basic than baking soda. Our hypotheses from Lesson 1 are supported by the indicator evidence and the pH values, and our </w:t>
             </w:r>
-            <w:ins w:id="9003" w:author="Claude (AI) - proposed" w:date="2026-10-15T03:01:23Z">
+            <w:ins w:id="9003" w:author="Claude (AI) - proposed" w:date="2026-10-18T00:27:03Z">
               <w:r>
                 <w:rPr>
                   <w:rFonts w:ascii="Arial" w:cs="Arial" w:eastAsia="Arial" w:hAnsi="Arial"/>
@@ -1027,7 +1027,7 @@
               </w:rPr>
               <w:t xml:space="preserve">model shows more </w:t>
             </w:r>
-            <w:del w:id="9004" w:author="Claude (AI) - proposed" w:date="2026-10-15T03:01:23Z">
+            <w:del w:id="9004" w:author="Claude (AI) - proposed" w:date="2026-10-18T00:27:03Z">
               <w:r>
                 <w:rPr>
                   <w:rFonts w:ascii="Arial" w:cs="Arial" w:eastAsia="Arial" w:hAnsi="Arial"/>
@@ -1042,7 +1042,7 @@
                 <w:delText xml:space="preserve">H+</w:delText>
               </w:r>
             </w:del>
-            <w:ins w:id="9005" w:author="Claude (AI) - proposed" w:date="2026-10-15T03:01:23Z">
+            <w:ins w:id="9005" w:author="Claude (AI) - proposed" w:date="2026-10-18T00:27:03Z">
               <w:r>
                 <w:rPr>
                   <w:rFonts w:ascii="Arial" w:cs="Arial" w:eastAsia="Arial" w:hAnsi="Arial"/>
@@ -1070,7 +1070,7 @@
               </w:rPr>
               <w:t xml:space="preserve"> in the acids and more </w:t>
             </w:r>
-            <w:del w:id="9006" w:author="Claude (AI) - proposed" w:date="2026-10-15T03:01:23Z">
+            <w:del w:id="9006" w:author="Claude (AI) - proposed" w:date="2026-10-18T00:27:03Z">
               <w:r>
                 <w:rPr>
                   <w:rFonts w:ascii="Arial" w:cs="Arial" w:eastAsia="Arial" w:hAnsi="Arial"/>
@@ -1085,7 +1085,7 @@
                 <w:delText xml:space="preserve">OH-</w:delText>
               </w:r>
             </w:del>
-            <w:ins w:id="9007" w:author="Claude (AI) - proposed" w:date="2026-10-15T03:01:23Z">
+            <w:ins w:id="9007" w:author="Claude (AI) - proposed" w:date="2026-10-18T00:27:03Z">
               <w:r>
                 <w:rPr>
                   <w:rFonts w:ascii="Arial" w:cs="Arial" w:eastAsia="Arial" w:hAnsi="Arial"/>
@@ -1421,7 +1421,7 @@
               </w:rPr>
               <w:t xml:space="preserve">Soap feels slippery because </w:t>
             </w:r>
-            <w:del w:id="9008" w:author="Claude (AI) - proposed" w:date="2026-10-15T03:01:23Z">
+            <w:del w:id="9008" w:author="Claude (AI) - proposed" w:date="2026-10-18T00:27:03Z">
               <w:r>
                 <w:rPr>
                   <w:rFonts w:ascii="Arial" w:cs="Arial" w:eastAsia="Arial" w:hAnsi="Arial"/>
@@ -1436,7 +1436,7 @@
                 <w:delText xml:space="preserve">it is an alkali that releases</w:delText>
               </w:r>
             </w:del>
-            <w:ins w:id="9009" w:author="Claude (AI) - proposed" w:date="2026-10-15T03:01:23Z">
+            <w:ins w:id="9009" w:author="Claude (AI) - proposed" w:date="2026-10-18T00:27:03Z">
               <w:r>
                 <w:rPr>
                   <w:rFonts w:ascii="Arial" w:cs="Arial" w:eastAsia="Arial" w:hAnsi="Arial"/>
@@ -1464,7 +1464,7 @@
               </w:rPr>
               <w:t xml:space="preserve"> OH- (aq) ions </w:t>
             </w:r>
-            <w:del w:id="9010" w:author="Claude (AI) - proposed" w:date="2026-10-15T03:01:23Z">
+            <w:del w:id="9010" w:author="Claude (AI) - proposed" w:date="2026-10-18T00:27:03Z">
               <w:r>
                 <w:rPr>
                   <w:rFonts w:ascii="Arial" w:cs="Arial" w:eastAsia="Arial" w:hAnsi="Arial"/>
@@ -1479,7 +1479,7 @@
                 <w:delText xml:space="preserve">in water</w:delText>
               </w:r>
             </w:del>
-            <w:ins w:id="9011" w:author="Claude (AI) - proposed" w:date="2026-10-15T03:01:23Z">
+            <w:ins w:id="9011" w:author="Claude (AI) - proposed" w:date="2026-10-18T00:27:03Z">
               <w:r>
                 <w:rPr>
                   <w:rFonts w:ascii="Arial" w:cs="Arial" w:eastAsia="Arial" w:hAnsi="Arial"/>
@@ -1903,7 +1903,7 @@
               </w:rPr>
               <w:t xml:space="preserve">With universal indicator, 0.1 M hydrochloric acid showed pH 1 and 0.1 M ethanoic acid showed pH 3; 0.1 M sodium hydroxide showed pH 13 and 0.1 M ammonia showed pH 11. </w:t>
             </w:r>
-            <w:ins w:id="9012" w:author="Claude (AI) - proposed" w:date="2026-10-15T03:01:23Z">
+            <w:ins w:id="9012" w:author="Claude (AI) - proposed" w:date="2026-10-18T00:27:03Z">
               <w:r>
                 <w:rPr>
                   <w:rFonts w:ascii="Arial" w:cs="Arial" w:eastAsia="Arial" w:hAnsi="Arial"/>
@@ -1997,7 +1997,7 @@
               </w:rPr>
               <w:t xml:space="preserve">At equal concentration, HCl gives many more H+ (aq) ions than ethanoic acid, so its pH is lower; NaOH gives more OH- (aq) than ammonia, so its pH is higher. This helps explain why a </w:t>
             </w:r>
-            <w:del w:id="9013" w:author="Claude (AI) - proposed" w:date="2026-10-15T03:01:23Z">
+            <w:del w:id="9013" w:author="Claude (AI) - proposed" w:date="2026-10-18T00:27:03Z">
               <w:r>
                 <w:rPr>
                   <w:rFonts w:ascii="Arial" w:cs="Arial" w:eastAsia="Arial" w:hAnsi="Arial"/>
@@ -2012,7 +2012,7 @@
                 <w:delText xml:space="preserve">weak</w:delText>
               </w:r>
             </w:del>
-            <w:ins w:id="9014" w:author="Claude (AI) - proposed" w:date="2026-10-15T03:01:23Z">
+            <w:ins w:id="9014" w:author="Claude (AI) - proposed" w:date="2026-10-18T00:27:03Z">
               <w:r>
                 <w:rPr>
                   <w:rFonts w:ascii="Arial" w:cs="Arial" w:eastAsia="Arial" w:hAnsi="Arial"/>
@@ -2470,7 +2470,7 @@
         </w:rPr>
         <w:t xml:space="preserve">© 2026 SeaVuria and ARES. This work is licensed under a </w:t>
       </w:r>
-      <w:hyperlink w:history="1" r:id="rIdbognhk2mnakkglkl3n5mc">
+      <w:hyperlink w:history="1" r:id="rIdovrwq_4nuzxvio20vfdrq">
         <w:r>
           <w:rPr>
             <w:rFonts w:ascii="Arial" w:cs="Arial" w:eastAsia="Arial" w:hAnsi="Arial"/>
@@ -2490,7 +2490,7 @@
         </w:rPr>
         <w:t xml:space="preserve"> (</w:t>
       </w:r>
-      <w:hyperlink w:history="1" r:id="rIdqkfqbdi9s_pcwbjdzajdu">
+      <w:hyperlink w:history="1" r:id="rIdmdfrvb5zw03es1ha6ntms">
         <w:r>
           <w:rPr>
             <w:rFonts w:ascii="Arial" w:cs="Arial" w:eastAsia="Arial" w:hAnsi="Arial"/>
@@ -2510,7 +2510,7 @@
         </w:rPr>
         <w:t xml:space="preserve">). To view a copy of this license, visit </w:t>
       </w:r>
-      <w:hyperlink w:history="1" r:id="rIdec3znlj8bbrzky5k1z6gp">
+      <w:hyperlink w:history="1" r:id="rIdoxzgwa9ll6zpajsatqwb9">
         <w:r>
           <w:rPr>
             <w:rFonts w:ascii="Arial" w:cs="Arial" w:eastAsia="Arial" w:hAnsi="Arial"/>
